--- a/docs/软著/过程材料/01-项目立项-BRD.docx
+++ b/docs/软著/过程材料/01-项目立项-BRD.docx
@@ -237,10 +237,18 @@
       <w:r>
         <w:rPr>
           <w:rFonts w:ascii="Times New Roman" w:hAnsi="Times New Roman" w:eastAsia="宋体"/>
+          <w:b/>
+          <w:sz w:val="21"/>
+        </w:rPr>
+        <w:t>自己画图</w:t>
+      </w:r>
+      <w:r>
+        <w:rPr>
+          <w:rFonts w:ascii="Times New Roman" w:hAnsi="Times New Roman" w:eastAsia="宋体"/>
           <w:b w:val="0"/>
           <w:sz w:val="21"/>
         </w:rPr>
-        <w:t>**自己画图**：耗时，且一节课能讲透的题量有限；</w:t>
+        <w:t>：耗时，且一节课能讲透的题量有限；</w:t>
       </w:r>
     </w:p>
     <w:p>
@@ -251,10 +259,18 @@
       <w:r>
         <w:rPr>
           <w:rFonts w:ascii="Times New Roman" w:hAnsi="Times New Roman" w:eastAsia="宋体"/>
+          <w:b/>
+          <w:sz w:val="21"/>
+        </w:rPr>
+        <w:t>用通用动画软件手工制作</w:t>
+      </w:r>
+      <w:r>
+        <w:rPr>
+          <w:rFonts w:ascii="Times New Roman" w:hAnsi="Times New Roman" w:eastAsia="宋体"/>
           <w:b w:val="0"/>
           <w:sz w:val="21"/>
         </w:rPr>
-        <w:t>**用通用动画软件手工制作**：一条 10 秒动画往往要 1–2 小时，无法随堂使用；</w:t>
+        <w:t>：一条 10 秒动画往往要 1–2 小时，无法随堂使用；</w:t>
       </w:r>
     </w:p>
     <w:p>
@@ -265,10 +281,18 @@
       <w:r>
         <w:rPr>
           <w:rFonts w:ascii="Times New Roman" w:hAnsi="Times New Roman" w:eastAsia="宋体"/>
+          <w:b/>
+          <w:sz w:val="21"/>
+        </w:rPr>
+        <w:t>用现成题库视频</w:t>
+      </w:r>
+      <w:r>
+        <w:rPr>
+          <w:rFonts w:ascii="Times New Roman" w:hAnsi="Times New Roman" w:eastAsia="宋体"/>
           <w:b w:val="0"/>
           <w:sz w:val="21"/>
         </w:rPr>
-        <w:t>**用现成题库视频**：与自己的讲法、教材版本、班级进度不匹配。</w:t>
+        <w:t>：与自己的讲法、教材版本、班级进度不匹配。</w:t>
       </w:r>
     </w:p>
     <w:p>
@@ -821,7 +845,23 @@
           <w:b w:val="0"/>
           <w:sz w:val="21"/>
         </w:rPr>
-        <w:t>一款面向中学物理教师的 Windows 桌面工具：**把一道题变成能讲、能暂停、能导出的动画**。</w:t>
+        <w:t>一款面向中学物理教师的 Windows 桌面工具：</w:t>
+      </w:r>
+      <w:r>
+        <w:rPr>
+          <w:rFonts w:ascii="Times New Roman" w:hAnsi="Times New Roman" w:eastAsia="宋体"/>
+          <w:b/>
+          <w:sz w:val="21"/>
+        </w:rPr>
+        <w:t>把一道题变成能讲、能暂停、能导出的动画</w:t>
+      </w:r>
+      <w:r>
+        <w:rPr>
+          <w:rFonts w:ascii="Times New Roman" w:hAnsi="Times New Roman" w:eastAsia="宋体"/>
+          <w:b w:val="0"/>
+          <w:sz w:val="21"/>
+        </w:rPr>
+        <w:t>。</w:t>
       </w:r>
     </w:p>
     <w:p>
@@ -855,10 +895,18 @@
       <w:r>
         <w:rPr>
           <w:rFonts w:ascii="Times New Roman" w:hAnsi="Times New Roman" w:eastAsia="宋体"/>
+          <w:b/>
+          <w:sz w:val="21"/>
+        </w:rPr>
+        <w:t>省时间</w:t>
+      </w:r>
+      <w:r>
+        <w:rPr>
+          <w:rFonts w:ascii="Times New Roman" w:hAnsi="Times New Roman" w:eastAsia="宋体"/>
           <w:b w:val="0"/>
           <w:sz w:val="21"/>
         </w:rPr>
-        <w:t>**省时间**：把“做一条动画”从小时级压到分钟级；</w:t>
+        <w:t>：把“做一条动画”从小时级压到分钟级；</w:t>
       </w:r>
     </w:p>
     <w:p>
@@ -869,10 +917,18 @@
       <w:r>
         <w:rPr>
           <w:rFonts w:ascii="Times New Roman" w:hAnsi="Times New Roman" w:eastAsia="宋体"/>
+          <w:b/>
+          <w:sz w:val="21"/>
+        </w:rPr>
+        <w:t>讲得准</w:t>
+      </w:r>
+      <w:r>
+        <w:rPr>
+          <w:rFonts w:ascii="Times New Roman" w:hAnsi="Times New Roman" w:eastAsia="宋体"/>
           <w:b w:val="0"/>
           <w:sz w:val="21"/>
         </w:rPr>
-        <w:t>**讲得准**：运动由程序按物理分析结果计算，不由模型估算；</w:t>
+        <w:t>：运动由程序按物理分析结果计算，不由模型估算；</w:t>
       </w:r>
     </w:p>
     <w:p>
@@ -883,10 +939,18 @@
       <w:r>
         <w:rPr>
           <w:rFonts w:ascii="Times New Roman" w:hAnsi="Times New Roman" w:eastAsia="宋体"/>
+          <w:b/>
+          <w:sz w:val="21"/>
+        </w:rPr>
+        <w:t>可信任</w:t>
+      </w:r>
+      <w:r>
+        <w:rPr>
+          <w:rFonts w:ascii="Times New Roman" w:hAnsi="Times New Roman" w:eastAsia="宋体"/>
           <w:b w:val="0"/>
           <w:sz w:val="21"/>
         </w:rPr>
-        <w:t>**可信任**：每次生成都有校验报告，哪条没过、为什么没过，一眼可见；</w:t>
+        <w:t>：每次生成都有校验报告，哪条没过、为什么没过，一眼可见；</w:t>
       </w:r>
     </w:p>
     <w:p>
@@ -897,10 +961,18 @@
       <w:r>
         <w:rPr>
           <w:rFonts w:ascii="Times New Roman" w:hAnsi="Times New Roman" w:eastAsia="宋体"/>
+          <w:b/>
+          <w:sz w:val="21"/>
+        </w:rPr>
+        <w:t>可积累</w:t>
+      </w:r>
+      <w:r>
+        <w:rPr>
+          <w:rFonts w:ascii="Times New Roman" w:hAnsi="Times New Roman" w:eastAsia="宋体"/>
           <w:b w:val="0"/>
           <w:sz w:val="21"/>
         </w:rPr>
-        <w:t>**可积累**：知识卡可按教材章节开关与改写，讲法可以沉淀成自己的资产。</w:t>
+        <w:t>：知识卡可按教材章节开关与改写，讲法可以沉淀成自己的资产。</w:t>
       </w:r>
     </w:p>
     <w:p>
@@ -1620,7 +1692,23 @@
           <w:b w:val="0"/>
           <w:sz w:val="21"/>
         </w:rPr>
-        <w:t>需求真实、技术路线可行、投入可控，**同意立项**，按 v1.0 → v1.2 的节奏推进。</w:t>
+        <w:t>需求真实、技术路线可行、投入可控，</w:t>
+      </w:r>
+      <w:r>
+        <w:rPr>
+          <w:rFonts w:ascii="Times New Roman" w:hAnsi="Times New Roman" w:eastAsia="宋体"/>
+          <w:b/>
+          <w:sz w:val="21"/>
+        </w:rPr>
+        <w:t>同意立项</w:t>
+      </w:r>
+      <w:r>
+        <w:rPr>
+          <w:rFonts w:ascii="Times New Roman" w:hAnsi="Times New Roman" w:eastAsia="宋体"/>
+          <w:b w:val="0"/>
+          <w:sz w:val="21"/>
+        </w:rPr>
+        <w:t>，按 v1.0 → v1.2 的节奏推进。</w:t>
       </w:r>
     </w:p>
     <w:sectPr>
